--- a/secciones/industria/documento/Mallplaza_Industria_ES.docx
+++ b/secciones/industria/documento/Mallplaza_Industria_ES.docx
@@ -278,7 +278,8 @@
           </w:tcPr>
           <w:p>
             <w:pPr>
-              <w:spacing w:after="30" w:before="20" w:line="228" w:lineRule="auto"/>
+              <w:keepLines/>
+              <w:spacing w:after="20" w:before="20" w:line="240" w:lineRule="auto"/>
             </w:pPr>
             <w:r>
               <w:rPr>
@@ -300,11 +301,9 @@
               </w:rPr>
               <w:t xml:space="preserve">Participación de mercado por GLA y concentración, 2Q26</w:t>
             </w:r>
-          </w:p>
-          <w:p>
-            <w:pPr>
-              <w:spacing w:after="20" w:before="0" w:line="240" w:lineRule="auto"/>
-            </w:pPr>
+            <w:r>
+              <w:br/>
+            </w:r>
             <w:r>
               <w:drawing>
                 <wp:inline distT="0" distB="0" distL="0" distR="0">
@@ -345,11 +344,9 @@
                 </wp:inline>
               </w:drawing>
             </w:r>
-          </w:p>
-          <w:p>
-            <w:pPr>
-              <w:spacing w:after="0" w:before="10" w:line="216" w:lineRule="auto"/>
-            </w:pPr>
+            <w:r>
+              <w:br/>
+            </w:r>
             <w:r>
               <w:rPr>
                 <w:rFonts w:ascii="Arial" w:cs="Arial" w:eastAsia="Arial" w:hAnsi="Arial"/>
@@ -375,7 +372,8 @@
           </w:p>
           <w:p>
             <w:pPr>
-              <w:spacing w:after="30" w:before="90" w:line="228" w:lineRule="auto"/>
+              <w:keepLines/>
+              <w:spacing w:after="20" w:before="90" w:line="240" w:lineRule="auto"/>
             </w:pPr>
             <w:r>
               <w:rPr>
@@ -397,11 +395,9 @@
               </w:rPr>
               <w:t xml:space="preserve">Oferta nueva de GLA en Chile vs consumo privado esperado, 2026-2028</w:t>
             </w:r>
-          </w:p>
-          <w:p>
-            <w:pPr>
-              <w:spacing w:after="20" w:before="0" w:line="240" w:lineRule="auto"/>
-            </w:pPr>
+            <w:r>
+              <w:br/>
+            </w:r>
             <w:r>
               <w:drawing>
                 <wp:inline distT="0" distB="0" distL="0" distR="0">
@@ -442,11 +438,9 @@
                 </wp:inline>
               </w:drawing>
             </w:r>
-          </w:p>
-          <w:p>
-            <w:pPr>
-              <w:spacing w:after="0" w:before="10" w:line="216" w:lineRule="auto"/>
-            </w:pPr>
+            <w:r>
+              <w:br/>
+            </w:r>
             <w:r>
               <w:rPr>
                 <w:rFonts w:ascii="Arial" w:cs="Arial" w:eastAsia="Arial" w:hAnsi="Arial"/>
@@ -472,24 +466,6 @@
           </w:p>
         </w:tc>
       </w:tr>
-    </w:tbl>
-    <w:tbl>
-      <w:tblPr>
-        <w:tblW w:type="dxa" w:w="10666"/>
-        <w:tblBorders>
-          <w:top w:val="none" w:color="FFFFFF" w:sz="0"/>
-          <w:left w:val="none" w:color="FFFFFF" w:sz="0"/>
-          <w:bottom w:val="none" w:color="FFFFFF" w:sz="0"/>
-          <w:right w:val="none" w:color="FFFFFF" w:sz="0"/>
-          <w:insideH w:val="none" w:color="FFFFFF" w:sz="0"/>
-          <w:insideV w:val="none" w:color="FFFFFF" w:sz="0"/>
-        </w:tblBorders>
-      </w:tblPr>
-      <w:tblGrid>
-        <w:gridCol w:w="6900"/>
-        <w:gridCol w:w="216"/>
-        <w:gridCol w:w="3550"/>
-      </w:tblGrid>
       <w:tr>
         <w:tc>
           <w:tcPr>
@@ -766,7 +742,8 @@
           </w:tcPr>
           <w:p>
             <w:pPr>
-              <w:spacing w:after="30" w:before="20" w:line="228" w:lineRule="auto"/>
+              <w:keepLines/>
+              <w:spacing w:after="20" w:before="20" w:line="240" w:lineRule="auto"/>
             </w:pPr>
             <w:r>
               <w:rPr>
@@ -788,11 +765,9 @@
               </w:rPr>
               <w:t xml:space="preserve">Cinco fuerzas de Porter, escala 1-5</w:t>
             </w:r>
-          </w:p>
-          <w:p>
-            <w:pPr>
-              <w:spacing w:after="20" w:before="0" w:line="240" w:lineRule="auto"/>
-            </w:pPr>
+            <w:r>
+              <w:br/>
+            </w:r>
             <w:r>
               <w:drawing>
                 <wp:inline distT="0" distB="0" distL="0" distR="0">
@@ -833,11 +808,9 @@
                 </wp:inline>
               </w:drawing>
             </w:r>
-          </w:p>
-          <w:p>
-            <w:pPr>
-              <w:spacing w:after="0" w:before="10" w:line="216" w:lineRule="auto"/>
-            </w:pPr>
+            <w:r>
+              <w:br/>
+            </w:r>
             <w:r>
               <w:rPr>
                 <w:rFonts w:ascii="Arial" w:cs="Arial" w:eastAsia="Arial" w:hAnsi="Arial"/>
@@ -863,7 +836,8 @@
           </w:p>
           <w:p>
             <w:pPr>
-              <w:spacing w:after="30" w:before="90" w:line="228" w:lineRule="auto"/>
+              <w:keepLines/>
+              <w:spacing w:after="20" w:before="90" w:line="240" w:lineRule="auto"/>
             </w:pPr>
             <w:r>
               <w:rPr>
@@ -885,11 +859,9 @@
               </w:rPr>
               <w:t xml:space="preserve">EBITDA por m² de GLA, 2T26 trimestral (CLP)</w:t>
             </w:r>
-          </w:p>
-          <w:p>
-            <w:pPr>
-              <w:spacing w:after="20" w:before="0" w:line="240" w:lineRule="auto"/>
-            </w:pPr>
+            <w:r>
+              <w:br/>
+            </w:r>
             <w:r>
               <w:drawing>
                 <wp:inline distT="0" distB="0" distL="0" distR="0">
@@ -930,11 +902,9 @@
                 </wp:inline>
               </w:drawing>
             </w:r>
-          </w:p>
-          <w:p>
-            <w:pPr>
-              <w:spacing w:after="0" w:before="10" w:line="216" w:lineRule="auto"/>
-            </w:pPr>
+            <w:r>
+              <w:br/>
+            </w:r>
             <w:r>
               <w:rPr>
                 <w:rFonts w:ascii="Arial" w:cs="Arial" w:eastAsia="Arial" w:hAnsi="Arial"/>
@@ -960,7 +930,8 @@
           </w:p>
           <w:p>
             <w:pPr>
-              <w:spacing w:after="30" w:before="90" w:line="228" w:lineRule="auto"/>
+              <w:keepLines/>
+              <w:spacing w:after="20" w:before="90" w:line="240" w:lineRule="auto"/>
             </w:pPr>
             <w:r>
               <w:rPr>
@@ -982,11 +953,9 @@
               </w:rPr>
               <w:t xml:space="preserve">Perfil de vencimiento de contratos (% del GLA) y duración promedio remanente, 2Q26</w:t>
             </w:r>
-          </w:p>
-          <w:p>
-            <w:pPr>
-              <w:spacing w:after="20" w:before="0" w:line="240" w:lineRule="auto"/>
-            </w:pPr>
+            <w:r>
+              <w:br/>
+            </w:r>
             <w:r>
               <w:drawing>
                 <wp:inline distT="0" distB="0" distL="0" distR="0">
@@ -1027,11 +996,9 @@
                 </wp:inline>
               </w:drawing>
             </w:r>
-          </w:p>
-          <w:p>
-            <w:pPr>
-              <w:spacing w:after="0" w:before="10" w:line="216" w:lineRule="auto"/>
-            </w:pPr>
+            <w:r>
+              <w:br/>
+            </w:r>
             <w:r>
               <w:rPr>
                 <w:rFonts w:ascii="Arial" w:cs="Arial" w:eastAsia="Arial" w:hAnsi="Arial"/>

--- a/secciones/industria/documento/Mallplaza_Industria_ES.docx
+++ b/secciones/industria/documento/Mallplaza_Industria_ES.docx
@@ -106,7 +106,7 @@
                 <w:sz w:val="16"/>
                 <w:szCs w:val="16"/>
               </w:rPr>
-              <w:t xml:space="preserve">La estructura del mercado, sin embargo, cambia de un país a otro (Figura 2). En Chile el trío concentra el 76% del GLA de los principales operadores (CR3) y el HHI parcial alcanza al menos 2.126 puntos, propio de un mercado altamente concentrado, con Mallplaza como líder (33%) seguido de Cenco (29%) y Parque Arauco (14%). En Perú y Colombia, en cambio, el trío reúne apenas el 37% y el 13% del GLA, el liderazgo lo ejerce un operador externo con 29% y 9%, respectivamente, y Mallplaza ocupa el segundo lugar en ambos mercados. La fragmentación es mayor en Colombia, donde la mayoría de los centros comerciales es de propiedad horizontal, lo que obliga a los operadores profesionales a crecer comprando activos de dueño único, como hizo Mallplaza con Gran Plaza.</w:t>
+              <w:t xml:space="preserve">La estructura del mercado, sin embargo, cambia de un país a otro (Figura 2). En Chile el trío concentra el 76% del GLA de los principales operadores (CR3) y el índice de concentración HHI parcial alcanza al menos 2.126 puntos, propio de un mercado altamente concentrado, con Mallplaza como líder (33%) seguido de Cenco (29%) y Parque Arauco (14%). En Perú y Colombia, en cambio, el trío reúne apenas el 37% y el 13% del GLA, el liderazgo lo ejerce un operador externo con 29% y 9%, respectivamente, y Mallplaza ocupa el segundo lugar en ambos mercados. En Perú ese líder es Real Plaza (InRetail), con 888.000 m² y una ocupación de 95,5%, frente a 618.093 m² y 93,8% de Mallplaza; aun así, Mallplaza genera más EBITDA por m² (S/ 159 frente a S/ 148 en el 2T26). La fragmentación es mayor en Colombia, donde la mayoría de los centros comerciales es de propiedad horizontal, lo que obliga a los operadores profesionales a crecer comprando activos de dueño único, como hará Mallplaza con Gran Plaza (179.667 m², adquisición anunciada).</w:t>
             </w:r>
           </w:p>
           <w:p>
@@ -125,7 +125,7 @@
                 <w:sz w:val="16"/>
                 <w:szCs w:val="16"/>
               </w:rPr>
-              <w:t xml:space="preserve">LA OFERTA NUEVA EN CHILE CRECE AL RITMO DEL CONSUMO, CON PRESIÓN EN 2027-2028</w:t>
+              <w:t xml:space="preserve">LA OFERTA NUEVA EN CHILE CRECE POR DEBAJO DEL CONSUMO, CON PRESIÓN CONCENTRADA EN 2027</w:t>
             </w:r>
           </w:p>
           <w:p>
@@ -142,7 +142,7 @@
                 <w:sz w:val="16"/>
                 <w:szCs w:val="16"/>
               </w:rPr>
-              <w:t xml:space="preserve">Entre 2026 y 2028 el trío agregará en Chile 219.900 m² orgánicos que competirán por el gasto de los consumidores, equivalentes al 6,7% de su GLA actual, cifra que excluye las oficinas y el multifamily, que no dependen del consumo, y las adquisiciones, que solo cambian de dueño. En el mismo período el Banco Central proyecta un crecimiento acumulado de 6,4% del consumo privado (Figura 3), de modo que la oferta nueva avanza prácticamente al ritmo de la demanda esperada. El calendario, eso sí, no es parejo, ya que 2026 casi no suma metros (+0,2%) y la presión se concentra en 2027 y 2028, cuando la oferta (+2,9% y +3,5%) se adelanta al consumo (+2,1% y +2,7%).</w:t>
+              <w:t xml:space="preserve">Entre 2026 y 2028 el trío agregará en Chile 219.900 m² orgánicos que competirán por el gasto de los consumidores, equivalentes al 5,1% del GLA de la industria en Chile. Ese GLA (≈4,3 millones de m²) lo estimamos dividiendo el GLA del trío sin oficinas (3,29 millones de m²) por su participación de 76% en el GLA de los principales operadores (supuestos en el Anexo 7); medir la oferta sobre el GLA del propio trío (6,7%) sobrestimaría la presión, porque excluye a los demás operadores. La cifra excluye las oficinas y el multifamily, que no dependen del consumo, y las adquisiciones, que solo cambian de dueño (detalle en el Anexo 3). En el mismo período el Banco Central proyecta un crecimiento acumulado de 6,4% del consumo privado (Figura 3), de modo que la oferta nueva avanza por debajo de la demanda esperada. El calendario, eso sí, no es parejo: 2026 casi no suma metros (+0,2%) y la presión se concentra en 2027, cuando la oferta (+2,2%) apenas supera al consumo (+2,1%); en 2028 vuelve a quedar bajo él (+2,6% frente a +2,7%). Solo medimos la oferta del trío, cuyo pipeline es público: si los demás operadores abren m² adicionales, la presión sería mayor.</w:t>
             </w:r>
           </w:p>
           <w:p>
@@ -159,7 +159,7 @@
                 <w:sz w:val="16"/>
                 <w:szCs w:val="16"/>
               </w:rPr>
-              <w:t xml:space="preserve">El punto de partida es exigente, porque en el 2T26 las ventas reales de los locatarios del trío en Chile cayeron 2,5% a/a. Mallplaza fue la única que creció en términos reales (+1,0%), frente a las caídas de Parque Arauco (−1,7%) y Cenco (−5,9%). Aun así, los locatarios siguen demandando espacio, y la ocupación consolidada de las tres empresas se ha movido entre 93% y 99% desde el 2T22, incluso durante el ciclo de inflación y tasas altas (Anexo B). Fuera de Chile el balance es más holgado, ya que la oferta nueva con fecha se limita a ampliaciones de Mallplaza en Perú (55.800 m²), es prácticamente nula en Colombia y convive con ventas en mismas tiendas (SSS) de Mallplaza que crecieron 7,0% en Perú y 9,0% en Colombia en moneda local.</w:t>
+              <w:t xml:space="preserve">El punto de partida es exigente, porque en el 2T26 las ventas reales de los locatarios del trío en Chile cayeron 2,5% a/a. Mallplaza fue la única que creció en términos reales (+1,0%), frente a las caídas de Parque Arauco (−1,7%) y Cenco (−5,9%). Aun así, los locatarios siguen demandando espacio, y la ocupación consolidada de las tres empresas se ha movido entre 93% y 99% desde el 2T22, incluso durante el ciclo de inflación y tasas altas (Anexo 4). Fuera de Chile el balance es más holgado, ya que la oferta nueva con fecha se limita a ampliaciones de Mallplaza en Perú (55.800 m²), es prácticamente nula en Colombia y convive con ventas en mismas tiendas (SSS) de Mallplaza que crecieron 7,0% en Perú y 9,0% en Colombia en moneda local.</w:t>
             </w:r>
           </w:p>
           <w:p>
@@ -195,7 +195,7 @@
                 <w:sz w:val="16"/>
                 <w:szCs w:val="16"/>
               </w:rPr>
-              <w:t xml:space="preserve">Para evaluar el atractivo de la industria analizamos las cinco fuerzas de Porter en cada país, en una escala de 1 (débil) a 5 (intensa), y las ponderamos por el GLA de Mallplaza en Chile (62%), Perú (26%) y Colombia (12%) (Figura 4; evidencia en Anexo D). El resultado describe una industria atractiva, coherente con márgenes EBITDA que van de 71% a 90% en los tres operadores, y en la que la única fuerza intensa es la rivalidad.</w:t>
+              <w:t xml:space="preserve">Para evaluar el atractivo de la industria analizamos las cinco fuerzas de Porter en cada país, en una escala de 1 (débil) a 5 (intensa), y las ponderamos por el GLA de Mallplaza en Chile (62%), Perú (26%) y Colombia (12%) (Figura 4; evidencia en Anexo 6). El resultado describe una industria atractiva, coherente con márgenes EBITDA que van de 71% a 90% en los tres operadores, y en la que la única fuerza intensa es la rivalidad.</w:t>
             </w:r>
           </w:p>
           <w:p>
@@ -236,7 +236,7 @@
                 <w:sz w:val="16"/>
                 <w:szCs w:val="16"/>
               </w:rPr>
-              <w:t xml:space="preserve"> no se juega en precio, sino en experiencia y en activos. Mallplaza destina más de la mitad de su GLA a formatos no tradicionales, experiencia y entretención, Cenco abrió QINTO con 30.000 m² de gastronomía en Costanera y Parque Arauco suma pisos gastronómicos en Kennedy, mientras la competencia por comprar activos se intensifica, con Minka y Plaza Central cambiando de dueño en el último año y Parque Arauco anunciando la compra de Quilín y Chicureo. No le asignamos la nota máxima porque las participaciones del trío en Chile se mantienen estables desde el 2T22 (Anexo C) y los márgenes no muestran erosión.</w:t>
+              <w:t xml:space="preserve"> no se juega en precio, sino en experiencia y en activos. No hay señales de guerra de precios, ya que en el 2T26 los tres operadores subieron sus arriendos en mismas tiendas en Chile (Mallplaza +5,4%, Parque Arauco +3,8% y Cenco +0,8%, este último afectado por un menor arriendo variable ligado a las ventas), con una ocupación de 96-99% que no deja espacio vacío que llenar con descuentos (Anexo 6, tabla 6.2). Mallplaza destina más de la mitad de su GLA a formatos no tradicionales, experiencia y entretención, Cenco abrió QINTO con 30.000 m² de gastronomía en Costanera y Parque Arauco suma pisos gastronómicos en Kennedy, mientras la competencia por comprar activos se intensifica, con Minka y Plaza Central cambiando de dueño en el último año y Parque Arauco anunciando la compra de Quilín y Chicureo. No le asignamos la nota máxima porque las participaciones del trío en Chile se mantienen estables desde el 2T22 (Anexo 5) y los márgenes no muestran erosión.</w:t>
             </w:r>
           </w:p>
         </w:tc>
@@ -307,7 +307,7 @@
             <w:r>
               <w:drawing>
                 <wp:inline distT="0" distB="0" distL="0" distR="0">
-                  <wp:extent cx="2257425" cy="2762250"/>
+                  <wp:extent cx="2257425" cy="1381125"/>
                   <wp:effectExtent t="0" r="0" b="0" l="0"/>
                   <wp:docPr id="1" name="" descr="" title=""/>
                   <wp:cNvGraphicFramePr>
@@ -332,7 +332,7 @@
                         <pic:spPr bwMode="auto">
                           <a:xfrm>
                             <a:off x="0" y="0"/>
-                            <a:ext cx="2257425" cy="2762250"/>
+                            <a:ext cx="2257425" cy="1381125"/>
                           </a:xfrm>
                           <a:prstGeom prst="rect">
                             <a:avLst/>
@@ -466,6 +466,24 @@
           </w:p>
         </w:tc>
       </w:tr>
+    </w:tbl>
+    <w:tbl>
+      <w:tblPr>
+        <w:tblW w:type="dxa" w:w="10666"/>
+        <w:tblBorders>
+          <w:top w:val="none" w:color="FFFFFF" w:sz="0"/>
+          <w:left w:val="none" w:color="FFFFFF" w:sz="0"/>
+          <w:bottom w:val="none" w:color="FFFFFF" w:sz="0"/>
+          <w:right w:val="none" w:color="FFFFFF" w:sz="0"/>
+          <w:insideH w:val="none" w:color="FFFFFF" w:sz="0"/>
+          <w:insideV w:val="none" w:color="FFFFFF" w:sz="0"/>
+        </w:tblBorders>
+      </w:tblPr>
+      <w:tblGrid>
+        <w:gridCol w:w="6900"/>
+        <w:gridCol w:w="216"/>
+        <w:gridCol w:w="3550"/>
+      </w:tblGrid>
       <w:tr>
         <w:tc>
           <w:tcPr>
@@ -630,7 +648,7 @@
                 <w:sz w:val="16"/>
                 <w:szCs w:val="16"/>
               </w:rPr>
-              <w:t xml:space="preserve">Mallplaza convierte su escala en el EBITDA por m² más alto del trío, con 59.451 CLP en el 2T26 frente a 58.384 de Cenco y 55.738 de Parque Arauco (Figura 5). Esa ventaja nace de ubicaciones urbanas de alto tráfico, que en Chile recibieron 52,7 millones de visitas en el trimestre frente a 32,5 millones en Cenco, y de una venta mensual por m² de 289.788 CLP en Chile, 5,8% superior a la de un año antes. La brecha con Cenco es estrecha y en parte se explica porque Cenco incorporó Plaza Central en junio, con apenas un mes de EBITDA en el trimestre.</w:t>
+              <w:t xml:space="preserve">Mallplaza convierte su escala en el EBITDA por m² más alto del trío, con 59.451 CLP en el 2T26 frente a 58.384 de Cenco y 55.363 de Parque Arauco (Figura 5). Esa ventaja nace de ubicaciones urbanas de alto tráfico, que en Chile recibieron 52,7 millones de visitas en el trimestre frente a 32,5 millones en Cenco, y de una venta mensual por m² de 289.788 CLP en Chile, 5,8% superior a la de un año antes. La brecha con Cenco es estrecha y en parte se explica porque Cenco incorporó Plaza Central en junio, con apenas un mes de EBITDA en el trimestre.</w:t>
             </w:r>
           </w:p>
           <w:p>
@@ -700,7 +718,7 @@
                 <w:sz w:val="16"/>
                 <w:szCs w:val="16"/>
               </w:rPr>
-              <w:t xml:space="preserve">En una industria atractiva, pero con rivalidad alta y una oferta que se adelantará al consumo en 2027-2028, ganarán participación y rentabilidad los operadores con los activos más productivos y los contratos más estables. Mallplaza lidera en escala en Chile y en productividad por m², y es el único del trío con ventas reales crecientes, lo que lo deja bien posicionado para defender su rentabilidad. Su principal riesgo es la exposición a Chile, que concentra el 62% de su GLA y donde hoy el consumo se muestra más débil.</w:t>
+              <w:t xml:space="preserve">En una industria atractiva, pero con rivalidad alta y una oferta que alcanzará al consumo en 2027, ganarán participación y rentabilidad los operadores con los activos más productivos y los contratos más estables. Mallplaza lidera en escala en Chile y en productividad por m², y es el único del trío con ventas reales crecientes, lo que lo deja bien posicionado para defender su rentabilidad. Su principal riesgo es la exposición a Chile, que concentra el 62% de su GLA y donde hoy el consumo se muestra más débil.</w:t>
             </w:r>
           </w:p>
         </w:tc>
@@ -831,7 +849,7 @@
                 <w:sz w:val="11"/>
                 <w:szCs w:val="11"/>
               </w:rPr>
-              <w:t xml:space="preserve">análisis del equipo con datos de reportes 2Q26 (Anexo D). 1 = fuerza débil; 5 = fuerza intensa.</w:t>
+              <w:t xml:space="preserve">análisis del equipo con datos de reportes 2Q26 (Anexo 6). 1 = fuerza débil; 5 = fuerza intensa.</w:t>
             </w:r>
           </w:p>
           <w:p>
